--- a/content/member-assets/cafe-menu-refresh-package/cafe-proposal-quote-template.docx
+++ b/content/member-assets/cafe-menu-refresh-package/cafe-proposal-quote-template.docx
@@ -759,7 +759,7 @@
               <w:pStyle w:val="TableCell"/>
             </w:pPr>
             <w:r>
-              <w:t xml:space="preserve">Proposal header — Cafe: [Cafe name]</w:t>
+              <w:t xml:space="preserve">Proposal header - Cafe: [Cafe name]</w:t>
             </w:r>
           </w:p>
         </w:tc>
@@ -801,7 +801,7 @@
               <w:pStyle w:val="TableCell"/>
             </w:pPr>
             <w:r>
-              <w:t xml:space="preserve">Owner summary — I noticed [specific visible issue], which can make it harder for customers to quickly…</w:t>
+              <w:t xml:space="preserve">Owner summary - I noticed [specific visible issue], which can make it harder for customers to quickly…</w:t>
             </w:r>
           </w:p>
         </w:tc>
@@ -845,7 +845,7 @@
               <w:pStyle w:val="TableCell"/>
             </w:pPr>
             <w:r>
-              <w:t xml:space="preserve">Starter quote block — Starter Menu Fix - [price]</w:t>
+              <w:t xml:space="preserve">Starter quote block - Starter Menu Fix - [price]</w:t>
             </w:r>
           </w:p>
         </w:tc>
@@ -887,7 +887,7 @@
               <w:pStyle w:val="TableCell"/>
             </w:pPr>
             <w:r>
-              <w:t xml:space="preserve">Full refresh quote block — Full Menu Refresh - [price]</w:t>
+              <w:t xml:space="preserve">Full refresh quote block - Full Menu Refresh - [price]</w:t>
             </w:r>
           </w:p>
         </w:tc>
@@ -931,7 +931,7 @@
               <w:pStyle w:val="TableCell"/>
             </w:pPr>
             <w:r>
-              <w:t xml:space="preserve">Monthly refresh option — Monthly Specials Refresh - [monthly price]</w:t>
+              <w:t xml:space="preserve">Monthly refresh option - Monthly Specials Refresh - [monthly price]</w:t>
             </w:r>
           </w:p>
         </w:tc>
@@ -973,7 +973,7 @@
               <w:pStyle w:val="TableCell"/>
             </w:pPr>
             <w:r>
-              <w:t xml:space="preserve">Scope boundaries — Included: menu layout cleanup, short menu copy tidy-up, export formatting, QR/menu link…</w:t>
+              <w:t xml:space="preserve">Scope boundaries - Included: menu layout cleanup, short menu copy tidy-up, export formatting, QR/menu link…</w:t>
             </w:r>
           </w:p>
         </w:tc>
@@ -1017,7 +1017,7 @@
               <w:pStyle w:val="TableCell"/>
             </w:pPr>
             <w:r>
-              <w:t xml:space="preserve">Client inputs required — Current menu file, photos, or source text.</w:t>
+              <w:t xml:space="preserve">Client inputs required - Current menu file, photos, or source text.</w:t>
             </w:r>
           </w:p>
         </w:tc>
@@ -1059,7 +1059,7 @@
               <w:pStyle w:val="TableCell"/>
             </w:pPr>
             <w:r>
-              <w:t xml:space="preserve">Approval and revision terms — The quote includes [number] approval round. Extra revisions after approval are billed at…</w:t>
+              <w:t xml:space="preserve">Approval and revision terms - The quote includes [number] approval round. Extra revisions after approval are billed at…</w:t>
             </w:r>
           </w:p>
         </w:tc>
@@ -1103,7 +1103,7 @@
               <w:pStyle w:val="TableCell"/>
             </w:pPr>
             <w:r>
-              <w:t xml:space="preserve">Invoice wording — Description: Cafe menu refresh package for [Cafe name].</w:t>
+              <w:t xml:space="preserve">Invoice wording - Description: Cafe menu refresh package for [Cafe name].</w:t>
             </w:r>
           </w:p>
         </w:tc>
@@ -1145,7 +1145,7 @@
               <w:pStyle w:val="TableCell"/>
             </w:pPr>
             <w:r>
-              <w:t xml:space="preserve">Close message — If this scope looks right, reply with approval and send the current menu files or photos. I…</w:t>
+              <w:t xml:space="preserve">Close message - If this scope looks right, reply with approval and send the current menu files or photos. I…</w:t>
             </w:r>
           </w:p>
         </w:tc>
@@ -1189,7 +1189,7 @@
               <w:pStyle w:val="TableCell"/>
             </w:pPr>
             <w:r>
-              <w:t xml:space="preserve">Quote calibration — Send the smallest quote that matches the visible problem; do not lead with a full rebrand.</w:t>
+              <w:t xml:space="preserve">Quote calibration - Send the smallest quote that matches the visible problem; do not lead with a full rebrand.</w:t>
             </w:r>
           </w:p>
         </w:tc>
@@ -1231,7 +1231,7 @@
               <w:pStyle w:val="TableCell"/>
             </w:pPr>
             <w:r>
-              <w:t xml:space="preserve">Delivery standards (shared) — This asset is for independent cafes; replace bracketed fields with their specifics before…</w:t>
+              <w:t xml:space="preserve">Delivery standards (shared) - This asset is for independent cafes; replace bracketed fields with their specifics before…</w:t>
             </w:r>
           </w:p>
         </w:tc>
@@ -2371,7 +2371,7 @@
     <w:lvl w:ilvl="0">
       <w:start w:val="1"/>
       <w:numFmt w:val="bullet"/>
-      <w:lvlText w:val="–"/>
+      <w:lvlText w:val="-"/>
       <w:pPr>
         <w:ind w:left="540" w:hanging="220"/>
       </w:pPr>

--- a/content/member-assets/cafe-menu-refresh-package/cafe-proposal-quote-template.docx
+++ b/content/member-assets/cafe-menu-refresh-package/cafe-proposal-quote-template.docx
@@ -673,13 +673,13 @@
         <w:tblLook w:firstRow="1" w:noHBand="0" w:noVBand="1"/>
       </w:tblPr>
       <w:tblGrid>
-        <w:gridCol w:w="1180"/>
-        <w:gridCol w:w="7940"/>
+        <w:gridCol w:w="1500"/>
+        <w:gridCol w:w="7620"/>
       </w:tblGrid>
       <w:tr>
         <w:tc>
           <w:tcPr>
-            <w:tcW w:w="1180" w:type="dxa"/>
+            <w:tcW w:w="1500" w:type="dxa"/>
             <w:shd w:fill="0A0A0A"/>
             <w:tcMar>
               <w:top w:w="120" w:type="dxa"/>
@@ -700,7 +700,7 @@
         </w:tc>
         <w:tc>
           <w:tcPr>
-            <w:tcW w:w="7940" w:type="dxa"/>
+            <w:tcW w:w="7620" w:type="dxa"/>
             <w:shd w:fill="0A0A0A"/>
             <w:tcMar>
               <w:top w:w="120" w:type="dxa"/>
@@ -723,7 +723,7 @@
       <w:tr>
         <w:tc>
           <w:tcPr>
-            <w:tcW w:w="1180" w:type="dxa"/>
+            <w:tcW w:w="1500" w:type="dxa"/>
             <w:shd w:fill="F5F3F1"/>
             <w:tcMar>
               <w:top w:w="120" w:type="dxa"/>
@@ -744,7 +744,7 @@
         </w:tc>
         <w:tc>
           <w:tcPr>
-            <w:tcW w:w="7940" w:type="dxa"/>
+            <w:tcW w:w="7620" w:type="dxa"/>
             <w:shd w:fill="F5F3F1"/>
             <w:tcMar>
               <w:top w:w="120" w:type="dxa"/>
@@ -767,7 +767,7 @@
       <w:tr>
         <w:tc>
           <w:tcPr>
-            <w:tcW w:w="1180" w:type="dxa"/>
+            <w:tcW w:w="1500" w:type="dxa"/>
             <w:tcMar>
               <w:top w:w="120" w:type="dxa"/>
               <w:left w:w="150" w:type="dxa"/>
@@ -787,7 +787,7 @@
         </w:tc>
         <w:tc>
           <w:tcPr>
-            <w:tcW w:w="7940" w:type="dxa"/>
+            <w:tcW w:w="7620" w:type="dxa"/>
             <w:tcMar>
               <w:top w:w="120" w:type="dxa"/>
               <w:left w:w="150" w:type="dxa"/>
@@ -809,7 +809,7 @@
       <w:tr>
         <w:tc>
           <w:tcPr>
-            <w:tcW w:w="1180" w:type="dxa"/>
+            <w:tcW w:w="1500" w:type="dxa"/>
             <w:shd w:fill="F5F3F1"/>
             <w:tcMar>
               <w:top w:w="120" w:type="dxa"/>
@@ -830,7 +830,7 @@
         </w:tc>
         <w:tc>
           <w:tcPr>
-            <w:tcW w:w="7940" w:type="dxa"/>
+            <w:tcW w:w="7620" w:type="dxa"/>
             <w:shd w:fill="F5F3F1"/>
             <w:tcMar>
               <w:top w:w="120" w:type="dxa"/>
@@ -853,7 +853,7 @@
       <w:tr>
         <w:tc>
           <w:tcPr>
-            <w:tcW w:w="1180" w:type="dxa"/>
+            <w:tcW w:w="1500" w:type="dxa"/>
             <w:tcMar>
               <w:top w:w="120" w:type="dxa"/>
               <w:left w:w="150" w:type="dxa"/>
@@ -873,7 +873,7 @@
         </w:tc>
         <w:tc>
           <w:tcPr>
-            <w:tcW w:w="7940" w:type="dxa"/>
+            <w:tcW w:w="7620" w:type="dxa"/>
             <w:tcMar>
               <w:top w:w="120" w:type="dxa"/>
               <w:left w:w="150" w:type="dxa"/>
@@ -895,7 +895,7 @@
       <w:tr>
         <w:tc>
           <w:tcPr>
-            <w:tcW w:w="1180" w:type="dxa"/>
+            <w:tcW w:w="1500" w:type="dxa"/>
             <w:shd w:fill="F5F3F1"/>
             <w:tcMar>
               <w:top w:w="120" w:type="dxa"/>
@@ -916,7 +916,7 @@
         </w:tc>
         <w:tc>
           <w:tcPr>
-            <w:tcW w:w="7940" w:type="dxa"/>
+            <w:tcW w:w="7620" w:type="dxa"/>
             <w:shd w:fill="F5F3F1"/>
             <w:tcMar>
               <w:top w:w="120" w:type="dxa"/>
@@ -939,7 +939,7 @@
       <w:tr>
         <w:tc>
           <w:tcPr>
-            <w:tcW w:w="1180" w:type="dxa"/>
+            <w:tcW w:w="1500" w:type="dxa"/>
             <w:tcMar>
               <w:top w:w="120" w:type="dxa"/>
               <w:left w:w="150" w:type="dxa"/>
@@ -959,7 +959,7 @@
         </w:tc>
         <w:tc>
           <w:tcPr>
-            <w:tcW w:w="7940" w:type="dxa"/>
+            <w:tcW w:w="7620" w:type="dxa"/>
             <w:tcMar>
               <w:top w:w="120" w:type="dxa"/>
               <w:left w:w="150" w:type="dxa"/>
@@ -981,7 +981,7 @@
       <w:tr>
         <w:tc>
           <w:tcPr>
-            <w:tcW w:w="1180" w:type="dxa"/>
+            <w:tcW w:w="1500" w:type="dxa"/>
             <w:shd w:fill="F5F3F1"/>
             <w:tcMar>
               <w:top w:w="120" w:type="dxa"/>
@@ -1002,7 +1002,7 @@
         </w:tc>
         <w:tc>
           <w:tcPr>
-            <w:tcW w:w="7940" w:type="dxa"/>
+            <w:tcW w:w="7620" w:type="dxa"/>
             <w:shd w:fill="F5F3F1"/>
             <w:tcMar>
               <w:top w:w="120" w:type="dxa"/>
@@ -1025,7 +1025,7 @@
       <w:tr>
         <w:tc>
           <w:tcPr>
-            <w:tcW w:w="1180" w:type="dxa"/>
+            <w:tcW w:w="1500" w:type="dxa"/>
             <w:tcMar>
               <w:top w:w="120" w:type="dxa"/>
               <w:left w:w="150" w:type="dxa"/>
@@ -1045,7 +1045,7 @@
         </w:tc>
         <w:tc>
           <w:tcPr>
-            <w:tcW w:w="7940" w:type="dxa"/>
+            <w:tcW w:w="7620" w:type="dxa"/>
             <w:tcMar>
               <w:top w:w="120" w:type="dxa"/>
               <w:left w:w="150" w:type="dxa"/>
@@ -1067,7 +1067,7 @@
       <w:tr>
         <w:tc>
           <w:tcPr>
-            <w:tcW w:w="1180" w:type="dxa"/>
+            <w:tcW w:w="1500" w:type="dxa"/>
             <w:shd w:fill="F5F3F1"/>
             <w:tcMar>
               <w:top w:w="120" w:type="dxa"/>
@@ -1088,7 +1088,7 @@
         </w:tc>
         <w:tc>
           <w:tcPr>
-            <w:tcW w:w="7940" w:type="dxa"/>
+            <w:tcW w:w="7620" w:type="dxa"/>
             <w:shd w:fill="F5F3F1"/>
             <w:tcMar>
               <w:top w:w="120" w:type="dxa"/>
@@ -1111,7 +1111,7 @@
       <w:tr>
         <w:tc>
           <w:tcPr>
-            <w:tcW w:w="1180" w:type="dxa"/>
+            <w:tcW w:w="1500" w:type="dxa"/>
             <w:tcMar>
               <w:top w:w="120" w:type="dxa"/>
               <w:left w:w="150" w:type="dxa"/>
@@ -1131,7 +1131,7 @@
         </w:tc>
         <w:tc>
           <w:tcPr>
-            <w:tcW w:w="7940" w:type="dxa"/>
+            <w:tcW w:w="7620" w:type="dxa"/>
             <w:tcMar>
               <w:top w:w="120" w:type="dxa"/>
               <w:left w:w="150" w:type="dxa"/>
@@ -1153,7 +1153,7 @@
       <w:tr>
         <w:tc>
           <w:tcPr>
-            <w:tcW w:w="1180" w:type="dxa"/>
+            <w:tcW w:w="1500" w:type="dxa"/>
             <w:shd w:fill="F5F3F1"/>
             <w:tcMar>
               <w:top w:w="120" w:type="dxa"/>
@@ -1174,7 +1174,7 @@
         </w:tc>
         <w:tc>
           <w:tcPr>
-            <w:tcW w:w="7940" w:type="dxa"/>
+            <w:tcW w:w="7620" w:type="dxa"/>
             <w:shd w:fill="F5F3F1"/>
             <w:tcMar>
               <w:top w:w="120" w:type="dxa"/>
@@ -1197,7 +1197,7 @@
       <w:tr>
         <w:tc>
           <w:tcPr>
-            <w:tcW w:w="1180" w:type="dxa"/>
+            <w:tcW w:w="1500" w:type="dxa"/>
             <w:tcMar>
               <w:top w:w="120" w:type="dxa"/>
               <w:left w:w="150" w:type="dxa"/>
@@ -1217,7 +1217,7 @@
         </w:tc>
         <w:tc>
           <w:tcPr>
-            <w:tcW w:w="7940" w:type="dxa"/>
+            <w:tcW w:w="7620" w:type="dxa"/>
             <w:tcMar>
               <w:top w:w="120" w:type="dxa"/>
               <w:left w:w="150" w:type="dxa"/>
